--- a/licitaciones/215116-lentes-acp/word/PROPUESTA-ECONOMICA-215116.docx
+++ b/licitaciones/215116-lentes-acp/word/PROPUESTA-ECONOMICA-215116.docx
@@ -2306,7 +2306,7 @@
           <w:sz w:val="22"/>
           <w:szCs w:val="22"/>
         </w:rPr>
-        <w:t xml:space="preserve">Condiciones aplicables a todos los renglones</w:t>
+        <w:t xml:space="preserve">Nota sobre el precio ofertado</w:t>
       </w:r>
     </w:p>
     <w:tbl>
@@ -2399,396 +2399,6 @@
                 <w:szCs w:val="17"/>
               </w:rPr>
               <w:t xml:space="preserve">El precio ofertado NO incluye ITBMS ni impuestos de importación, conforme a la cláusula 4.28.6 del pliego de cargos único: la Autoridad del Canal de Panamá está exenta de dichos tributos.</w:t>
-            </w:r>
-          </w:p>
-        </w:tc>
-      </w:tr>
-      <w:tr>
-        <w:tc>
-          <w:tcPr>
-            <w:tcW w:type="dxa" w:w="300"/>
-            <w:tcBorders>
-              <w:top w:val="none" w:color="FFFFFF" w:sz="0"/>
-              <w:left w:val="none" w:color="FFFFFF" w:sz="0"/>
-              <w:bottom w:val="none" w:color="FFFFFF" w:sz="0"/>
-              <w:right w:val="none" w:color="FFFFFF" w:sz="0"/>
-            </w:tcBorders>
-            <w:tcMar>
-              <w:top w:type="dxa" w:w="80"/>
-              <w:left w:type="dxa" w:w="130"/>
-              <w:bottom w:type="dxa" w:w="80"/>
-              <w:right w:type="dxa" w:w="130"/>
-            </w:tcMar>
-            <w:vAlign w:val="top"/>
-          </w:tcPr>
-          <w:p>
-            <w:pPr>
-              <w:spacing w:after="20" w:before="20"/>
-              <w:jc w:val="left"/>
-            </w:pPr>
-            <w:r>
-              <w:rPr>
-                <w:rFonts w:ascii="Arial" w:cs="Arial" w:eastAsia="Arial" w:hAnsi="Arial"/>
-                <w:b w:val="false"/>
-                <w:bCs w:val="false"/>
-                <w:i w:val="false"/>
-                <w:iCs w:val="false"/>
-                <w:caps w:val="false"/>
-                <w:color w:val="EB5A2D"/>
-                <w:sz w:val="12"/>
-                <w:szCs w:val="12"/>
-              </w:rPr>
-              <w:t xml:space="preserve">■</w:t>
-            </w:r>
-          </w:p>
-        </w:tc>
-        <w:tc>
-          <w:tcPr>
-            <w:tcW w:type="dxa" w:w="10500"/>
-            <w:tcBorders>
-              <w:top w:val="none" w:color="FFFFFF" w:sz="0"/>
-              <w:left w:val="none" w:color="FFFFFF" w:sz="0"/>
-              <w:bottom w:val="none" w:color="FFFFFF" w:sz="0"/>
-              <w:right w:val="none" w:color="FFFFFF" w:sz="0"/>
-            </w:tcBorders>
-            <w:tcMar>
-              <w:top w:type="dxa" w:w="80"/>
-              <w:left w:type="dxa" w:w="130"/>
-              <w:bottom w:type="dxa" w:w="80"/>
-              <w:right w:type="dxa" w:w="130"/>
-            </w:tcMar>
-            <w:vAlign w:val="top"/>
-          </w:tcPr>
-          <w:p>
-            <w:pPr>
-              <w:spacing w:after="20" w:before="20"/>
-              <w:jc w:val="both"/>
-            </w:pPr>
-            <w:r>
-              <w:rPr>
-                <w:rFonts w:ascii="Arial" w:cs="Arial" w:eastAsia="Arial" w:hAnsi="Arial"/>
-                <w:b w:val="false"/>
-                <w:bCs w:val="false"/>
-                <w:i w:val="false"/>
-                <w:iCs w:val="false"/>
-                <w:caps w:val="false"/>
-                <w:color w:val="1A1A1A"/>
-                <w:sz w:val="17"/>
-                <w:szCs w:val="17"/>
-              </w:rPr>
-              <w:t xml:space="preserve">El precio unitario absorbe el flete, el seguro, la declaración simplificada de aduanas y su costo, la descarga de los bienes y su colocación en sitio, conforme al término DAP Panamá del numeral 3.2.</w:t>
-            </w:r>
-          </w:p>
-        </w:tc>
-      </w:tr>
-      <w:tr>
-        <w:tc>
-          <w:tcPr>
-            <w:tcW w:type="dxa" w:w="300"/>
-            <w:tcBorders>
-              <w:top w:val="none" w:color="FFFFFF" w:sz="0"/>
-              <w:left w:val="none" w:color="FFFFFF" w:sz="0"/>
-              <w:bottom w:val="none" w:color="FFFFFF" w:sz="0"/>
-              <w:right w:val="none" w:color="FFFFFF" w:sz="0"/>
-            </w:tcBorders>
-            <w:tcMar>
-              <w:top w:type="dxa" w:w="80"/>
-              <w:left w:type="dxa" w:w="130"/>
-              <w:bottom w:type="dxa" w:w="80"/>
-              <w:right w:type="dxa" w:w="130"/>
-            </w:tcMar>
-            <w:vAlign w:val="top"/>
-          </w:tcPr>
-          <w:p>
-            <w:pPr>
-              <w:spacing w:after="20" w:before="20"/>
-              <w:jc w:val="left"/>
-            </w:pPr>
-            <w:r>
-              <w:rPr>
-                <w:rFonts w:ascii="Arial" w:cs="Arial" w:eastAsia="Arial" w:hAnsi="Arial"/>
-                <w:b w:val="false"/>
-                <w:bCs w:val="false"/>
-                <w:i w:val="false"/>
-                <w:iCs w:val="false"/>
-                <w:caps w:val="false"/>
-                <w:color w:val="EB5A2D"/>
-                <w:sz w:val="12"/>
-                <w:szCs w:val="12"/>
-              </w:rPr>
-              <w:t xml:space="preserve">■</w:t>
-            </w:r>
-          </w:p>
-        </w:tc>
-        <w:tc>
-          <w:tcPr>
-            <w:tcW w:type="dxa" w:w="10500"/>
-            <w:tcBorders>
-              <w:top w:val="none" w:color="FFFFFF" w:sz="0"/>
-              <w:left w:val="none" w:color="FFFFFF" w:sz="0"/>
-              <w:bottom w:val="none" w:color="FFFFFF" w:sz="0"/>
-              <w:right w:val="none" w:color="FFFFFF" w:sz="0"/>
-            </w:tcBorders>
-            <w:tcMar>
-              <w:top w:type="dxa" w:w="80"/>
-              <w:left w:type="dxa" w:w="130"/>
-              <w:bottom w:type="dxa" w:w="80"/>
-              <w:right w:type="dxa" w:w="130"/>
-            </w:tcMar>
-            <w:vAlign w:val="top"/>
-          </w:tcPr>
-          <w:p>
-            <w:pPr>
-              <w:spacing w:after="20" w:before="20"/>
-              <w:jc w:val="both"/>
-            </w:pPr>
-            <w:r>
-              <w:rPr>
-                <w:rFonts w:ascii="Arial" w:cs="Arial" w:eastAsia="Arial" w:hAnsi="Arial"/>
-                <w:b w:val="false"/>
-                <w:bCs w:val="false"/>
-                <w:i w:val="false"/>
-                <w:iCs w:val="false"/>
-                <w:caps w:val="false"/>
-                <w:color w:val="1A1A1A"/>
-                <w:sz w:val="17"/>
-                <w:szCs w:val="17"/>
-              </w:rPr>
-              <w:t xml:space="preserve">Los bienes ofertados son nuevos, sin uso y sin reconstruir (numeral 2.3).</w:t>
-            </w:r>
-          </w:p>
-        </w:tc>
-      </w:tr>
-      <w:tr>
-        <w:tc>
-          <w:tcPr>
-            <w:tcW w:type="dxa" w:w="300"/>
-            <w:tcBorders>
-              <w:top w:val="none" w:color="FFFFFF" w:sz="0"/>
-              <w:left w:val="none" w:color="FFFFFF" w:sz="0"/>
-              <w:bottom w:val="none" w:color="FFFFFF" w:sz="0"/>
-              <w:right w:val="none" w:color="FFFFFF" w:sz="0"/>
-            </w:tcBorders>
-            <w:tcMar>
-              <w:top w:type="dxa" w:w="80"/>
-              <w:left w:type="dxa" w:w="130"/>
-              <w:bottom w:type="dxa" w:w="80"/>
-              <w:right w:type="dxa" w:w="130"/>
-            </w:tcMar>
-            <w:vAlign w:val="top"/>
-          </w:tcPr>
-          <w:p>
-            <w:pPr>
-              <w:spacing w:after="20" w:before="20"/>
-              <w:jc w:val="left"/>
-            </w:pPr>
-            <w:r>
-              <w:rPr>
-                <w:rFonts w:ascii="Arial" w:cs="Arial" w:eastAsia="Arial" w:hAnsi="Arial"/>
-                <w:b w:val="false"/>
-                <w:bCs w:val="false"/>
-                <w:i w:val="false"/>
-                <w:iCs w:val="false"/>
-                <w:caps w:val="false"/>
-                <w:color w:val="EB5A2D"/>
-                <w:sz w:val="12"/>
-                <w:szCs w:val="12"/>
-              </w:rPr>
-              <w:t xml:space="preserve">■</w:t>
-            </w:r>
-          </w:p>
-        </w:tc>
-        <w:tc>
-          <w:tcPr>
-            <w:tcW w:type="dxa" w:w="10500"/>
-            <w:tcBorders>
-              <w:top w:val="none" w:color="FFFFFF" w:sz="0"/>
-              <w:left w:val="none" w:color="FFFFFF" w:sz="0"/>
-              <w:bottom w:val="none" w:color="FFFFFF" w:sz="0"/>
-              <w:right w:val="none" w:color="FFFFFF" w:sz="0"/>
-            </w:tcBorders>
-            <w:tcMar>
-              <w:top w:type="dxa" w:w="80"/>
-              <w:left w:type="dxa" w:w="130"/>
-              <w:bottom w:type="dxa" w:w="80"/>
-              <w:right w:type="dxa" w:w="130"/>
-            </w:tcMar>
-            <w:vAlign w:val="top"/>
-          </w:tcPr>
-          <w:p>
-            <w:pPr>
-              <w:spacing w:after="20" w:before="20"/>
-              <w:jc w:val="both"/>
-            </w:pPr>
-            <w:r>
-              <w:rPr>
-                <w:rFonts w:ascii="Arial" w:cs="Arial" w:eastAsia="Arial" w:hAnsi="Arial"/>
-                <w:b w:val="false"/>
-                <w:bCs w:val="false"/>
-                <w:i w:val="false"/>
-                <w:iCs w:val="false"/>
-                <w:caps w:val="false"/>
-                <w:color w:val="1A1A1A"/>
-                <w:sz w:val="17"/>
-                <w:szCs w:val="17"/>
-              </w:rPr>
-              <w:t xml:space="preserve">Se permiten entregas parciales por renglón adjudicado, únicamente por la totalidad de los artículos solicitados en cada renglón; la facturación será igualmente por renglón completo (numeral 9.6).</w:t>
-            </w:r>
-          </w:p>
-        </w:tc>
-      </w:tr>
-      <w:tr>
-        <w:tc>
-          <w:tcPr>
-            <w:tcW w:type="dxa" w:w="300"/>
-            <w:tcBorders>
-              <w:top w:val="none" w:color="FFFFFF" w:sz="0"/>
-              <w:left w:val="none" w:color="FFFFFF" w:sz="0"/>
-              <w:bottom w:val="none" w:color="FFFFFF" w:sz="0"/>
-              <w:right w:val="none" w:color="FFFFFF" w:sz="0"/>
-            </w:tcBorders>
-            <w:tcMar>
-              <w:top w:type="dxa" w:w="80"/>
-              <w:left w:type="dxa" w:w="130"/>
-              <w:bottom w:type="dxa" w:w="80"/>
-              <w:right w:type="dxa" w:w="130"/>
-            </w:tcMar>
-            <w:vAlign w:val="top"/>
-          </w:tcPr>
-          <w:p>
-            <w:pPr>
-              <w:spacing w:after="20" w:before="20"/>
-              <w:jc w:val="left"/>
-            </w:pPr>
-            <w:r>
-              <w:rPr>
-                <w:rFonts w:ascii="Arial" w:cs="Arial" w:eastAsia="Arial" w:hAnsi="Arial"/>
-                <w:b w:val="false"/>
-                <w:bCs w:val="false"/>
-                <w:i w:val="false"/>
-                <w:iCs w:val="false"/>
-                <w:caps w:val="false"/>
-                <w:color w:val="EB5A2D"/>
-                <w:sz w:val="12"/>
-                <w:szCs w:val="12"/>
-              </w:rPr>
-              <w:t xml:space="preserve">■</w:t>
-            </w:r>
-          </w:p>
-        </w:tc>
-        <w:tc>
-          <w:tcPr>
-            <w:tcW w:type="dxa" w:w="10500"/>
-            <w:tcBorders>
-              <w:top w:val="none" w:color="FFFFFF" w:sz="0"/>
-              <w:left w:val="none" w:color="FFFFFF" w:sz="0"/>
-              <w:bottom w:val="none" w:color="FFFFFF" w:sz="0"/>
-              <w:right w:val="none" w:color="FFFFFF" w:sz="0"/>
-            </w:tcBorders>
-            <w:tcMar>
-              <w:top w:type="dxa" w:w="80"/>
-              <w:left w:type="dxa" w:w="130"/>
-              <w:bottom w:type="dxa" w:w="80"/>
-              <w:right w:type="dxa" w:w="130"/>
-            </w:tcMar>
-            <w:vAlign w:val="top"/>
-          </w:tcPr>
-          <w:p>
-            <w:pPr>
-              <w:spacing w:after="20" w:before="20"/>
-              <w:jc w:val="both"/>
-            </w:pPr>
-            <w:r>
-              <w:rPr>
-                <w:rFonts w:ascii="Arial" w:cs="Arial" w:eastAsia="Arial" w:hAnsi="Arial"/>
-                <w:b w:val="false"/>
-                <w:bCs w:val="false"/>
-                <w:i w:val="false"/>
-                <w:iCs w:val="false"/>
-                <w:caps w:val="false"/>
-                <w:color w:val="1A1A1A"/>
-                <w:sz w:val="17"/>
-                <w:szCs w:val="17"/>
-              </w:rPr>
-              <w:t xml:space="preserve">El proponente acusa recibo de la enmienda N.° 1 del 23 de septiembre de 2026.</w:t>
-            </w:r>
-          </w:p>
-        </w:tc>
-      </w:tr>
-      <w:tr>
-        <w:tc>
-          <w:tcPr>
-            <w:tcW w:type="dxa" w:w="300"/>
-            <w:tcBorders>
-              <w:top w:val="none" w:color="FFFFFF" w:sz="0"/>
-              <w:left w:val="none" w:color="FFFFFF" w:sz="0"/>
-              <w:bottom w:val="none" w:color="FFFFFF" w:sz="0"/>
-              <w:right w:val="none" w:color="FFFFFF" w:sz="0"/>
-            </w:tcBorders>
-            <w:tcMar>
-              <w:top w:type="dxa" w:w="80"/>
-              <w:left w:type="dxa" w:w="130"/>
-              <w:bottom w:type="dxa" w:w="80"/>
-              <w:right w:type="dxa" w:w="130"/>
-            </w:tcMar>
-            <w:vAlign w:val="top"/>
-          </w:tcPr>
-          <w:p>
-            <w:pPr>
-              <w:spacing w:after="20" w:before="20"/>
-              <w:jc w:val="left"/>
-            </w:pPr>
-            <w:r>
-              <w:rPr>
-                <w:rFonts w:ascii="Arial" w:cs="Arial" w:eastAsia="Arial" w:hAnsi="Arial"/>
-                <w:b w:val="false"/>
-                <w:bCs w:val="false"/>
-                <w:i w:val="false"/>
-                <w:iCs w:val="false"/>
-                <w:caps w:val="false"/>
-                <w:color w:val="EB5A2D"/>
-                <w:sz w:val="12"/>
-                <w:szCs w:val="12"/>
-              </w:rPr>
-              <w:t xml:space="preserve">■</w:t>
-            </w:r>
-          </w:p>
-        </w:tc>
-        <w:tc>
-          <w:tcPr>
-            <w:tcW w:type="dxa" w:w="10500"/>
-            <w:tcBorders>
-              <w:top w:val="none" w:color="FFFFFF" w:sz="0"/>
-              <w:left w:val="none" w:color="FFFFFF" w:sz="0"/>
-              <w:bottom w:val="none" w:color="FFFFFF" w:sz="0"/>
-              <w:right w:val="none" w:color="FFFFFF" w:sz="0"/>
-            </w:tcBorders>
-            <w:tcMar>
-              <w:top w:type="dxa" w:w="80"/>
-              <w:left w:type="dxa" w:w="130"/>
-              <w:bottom w:type="dxa" w:w="80"/>
-              <w:right w:type="dxa" w:w="130"/>
-            </w:tcMar>
-            <w:vAlign w:val="top"/>
-          </w:tcPr>
-          <w:p>
-            <w:pPr>
-              <w:spacing w:after="20" w:before="20"/>
-              <w:jc w:val="both"/>
-            </w:pPr>
-            <w:r>
-              <w:rPr>
-                <w:rFonts w:ascii="Arial" w:cs="Arial" w:eastAsia="Arial" w:hAnsi="Arial"/>
-                <w:b w:val="false"/>
-                <w:bCs w:val="false"/>
-                <w:i w:val="false"/>
-                <w:iCs w:val="false"/>
-                <w:caps w:val="false"/>
-                <w:color w:val="1A1A1A"/>
-                <w:sz w:val="17"/>
-                <w:szCs w:val="17"/>
-              </w:rPr>
-              <w:t xml:space="preserve">Condiciones de pago: las establecidas en el pliego de cargos y en las cláusulas 4.28.18 y 4.28.77.</w:t>
             </w:r>
           </w:p>
         </w:tc>
